--- a/แผนการจัดการเรียนรู้ที่ 1 (แก้ไขแล้ว).docx
+++ b/แผนการจัดการเรียนรู้ที่ 1 (แก้ไขแล้ว).docx
@@ -358,7 +358,6 @@
                 <w:szCs w:val="32"/>
               </w:rPr>
             </w:pPr>
-            <w:proofErr w:type="spellStart"/>
             <w:r>
               <w:rPr>
                 <w:rFonts w:ascii="TH Sarabun New" w:hAnsi="TH Sarabun New" w:cs="TH Sarabun New" w:hint="cs"/>
@@ -369,9 +368,39 @@
                 <w:szCs w:val="32"/>
                 <w:cs/>
               </w:rPr>
-              <w:t>เกมซู</w:t>
-            </w:r>
-            <w:proofErr w:type="spellEnd"/>
+              <w:t>เกมซูโดกุสัญลักษณ์</w:t>
+            </w:r>
+          </w:p>
+        </w:tc>
+        <w:tc>
+          <w:tcPr>
+            <w:tcW w:w="2211" w:type="dxa"/>
+          </w:tcPr>
+          <w:p>
+            <w:pPr>
+              <w:jc w:val="thaiDistribute"/>
+              <w:rPr>
+                <w:rFonts w:ascii="TH Sarabun New" w:hAnsi="TH Sarabun New" w:cs="TH Sarabun New"/>
+                <w:b/>
+                <w:bCs/>
+                <w:color w:val="000000" w:themeColor="text1"/>
+                <w:sz w:val="32"/>
+                <w:szCs w:val="32"/>
+              </w:rPr>
+            </w:pPr>
+          </w:p>
+          <w:p>
+            <w:pPr>
+              <w:jc w:val="thaiDistribute"/>
+              <w:rPr>
+                <w:rFonts w:ascii="TH Sarabun New" w:hAnsi="TH Sarabun New" w:cs="TH Sarabun New"/>
+                <w:b/>
+                <w:bCs/>
+                <w:color w:val="000000" w:themeColor="text1"/>
+                <w:sz w:val="32"/>
+                <w:szCs w:val="32"/>
+              </w:rPr>
+            </w:pPr>
             <w:r>
               <w:rPr>
                 <w:rFonts w:ascii="TH Sarabun New" w:hAnsi="TH Sarabun New" w:cs="TH Sarabun New" w:hint="cs"/>
@@ -382,39 +411,8 @@
                 <w:szCs w:val="32"/>
                 <w:cs/>
               </w:rPr>
-              <w:t>โดกุสัญลักษณ์</w:t>
-            </w:r>
-          </w:p>
-        </w:tc>
-        <w:tc>
-          <w:tcPr>
-            <w:tcW w:w="2211" w:type="dxa"/>
-          </w:tcPr>
-          <w:p>
-            <w:pPr>
-              <w:jc w:val="thaiDistribute"/>
-              <w:rPr>
-                <w:rFonts w:ascii="TH Sarabun New" w:hAnsi="TH Sarabun New" w:cs="TH Sarabun New"/>
-                <w:b/>
-                <w:bCs/>
-                <w:color w:val="000000" w:themeColor="text1"/>
-                <w:sz w:val="32"/>
-                <w:szCs w:val="32"/>
-              </w:rPr>
-            </w:pPr>
-          </w:p>
-          <w:p>
-            <w:pPr>
-              <w:jc w:val="thaiDistribute"/>
-              <w:rPr>
-                <w:rFonts w:ascii="TH Sarabun New" w:hAnsi="TH Sarabun New" w:cs="TH Sarabun New"/>
-                <w:b/>
-                <w:bCs/>
-                <w:color w:val="000000" w:themeColor="text1"/>
-                <w:sz w:val="32"/>
-                <w:szCs w:val="32"/>
-              </w:rPr>
-            </w:pPr>
+              <w:t xml:space="preserve">เวลาเรียน </w:t>
+            </w:r>
             <w:r>
               <w:rPr>
                 <w:rFonts w:ascii="TH Sarabun New" w:hAnsi="TH Sarabun New" w:cs="TH Sarabun New" w:hint="cs"/>
@@ -423,9 +421,8 @@
                 <w:color w:val="000000" w:themeColor="text1"/>
                 <w:sz w:val="32"/>
                 <w:szCs w:val="32"/>
-                <w:cs/>
-              </w:rPr>
-              <w:t xml:space="preserve">เวลาเรียน </w:t>
+              </w:rPr>
+              <w:t>1</w:t>
             </w:r>
             <w:r>
               <w:rPr>
@@ -435,9 +432,30 @@
                 <w:color w:val="000000" w:themeColor="text1"/>
                 <w:sz w:val="32"/>
                 <w:szCs w:val="32"/>
-              </w:rPr>
-              <w:t>1</w:t>
-            </w:r>
+                <w:cs/>
+              </w:rPr>
+              <w:t xml:space="preserve"> ชั่วโมง</w:t>
+            </w:r>
+          </w:p>
+        </w:tc>
+      </w:tr>
+      <w:tr>
+        <w:tc>
+          <w:tcPr>
+            <w:tcW w:w="5807" w:type="dxa"/>
+          </w:tcPr>
+          <w:p>
+            <w:pPr>
+              <w:jc w:val="thaiDistribute"/>
+              <w:rPr>
+                <w:rFonts w:ascii="TH Sarabun New" w:hAnsi="TH Sarabun New" w:cs="TH Sarabun New"/>
+                <w:b/>
+                <w:bCs/>
+                <w:color w:val="000000" w:themeColor="text1"/>
+                <w:sz w:val="32"/>
+                <w:szCs w:val="32"/>
+              </w:rPr>
+            </w:pPr>
             <w:r>
               <w:rPr>
                 <w:rFonts w:ascii="TH Sarabun New" w:hAnsi="TH Sarabun New" w:cs="TH Sarabun New" w:hint="cs"/>
@@ -448,28 +466,9 @@
                 <w:szCs w:val="32"/>
                 <w:cs/>
               </w:rPr>
-              <w:t xml:space="preserve"> ชั่วโมง</w:t>
-            </w:r>
-          </w:p>
-        </w:tc>
-      </w:tr>
-      <w:tr>
-        <w:tc>
-          <w:tcPr>
-            <w:tcW w:w="5807" w:type="dxa"/>
-          </w:tcPr>
-          <w:p>
-            <w:pPr>
-              <w:jc w:val="thaiDistribute"/>
-              <w:rPr>
-                <w:rFonts w:ascii="TH Sarabun New" w:hAnsi="TH Sarabun New" w:cs="TH Sarabun New"/>
-                <w:b/>
-                <w:bCs/>
-                <w:color w:val="000000" w:themeColor="text1"/>
-                <w:sz w:val="32"/>
-                <w:szCs w:val="32"/>
-              </w:rPr>
-            </w:pPr>
+              <w:t>ครูผู้สอน นายภาณุพง</w:t>
+            </w:r>
+            <w:proofErr w:type="spellStart"/>
             <w:r>
               <w:rPr>
                 <w:rFonts w:ascii="TH Sarabun New" w:hAnsi="TH Sarabun New" w:cs="TH Sarabun New" w:hint="cs"/>
@@ -480,9 +479,9 @@
                 <w:szCs w:val="32"/>
                 <w:cs/>
               </w:rPr>
-              <w:t>ครูผู้สอน นายภาณุ</w:t>
-            </w:r>
-            <w:proofErr w:type="spellStart"/>
+              <w:t>ษ์</w:t>
+            </w:r>
+            <w:proofErr w:type="spellEnd"/>
             <w:r>
               <w:rPr>
                 <w:rFonts w:ascii="TH Sarabun New" w:hAnsi="TH Sarabun New" w:cs="TH Sarabun New" w:hint="cs"/>
@@ -493,35 +492,8 @@
                 <w:szCs w:val="32"/>
                 <w:cs/>
               </w:rPr>
-              <w:t>พงษ์</w:t>
-            </w:r>
-            <w:proofErr w:type="spellEnd"/>
-            <w:r>
-              <w:rPr>
-                <w:rFonts w:ascii="TH Sarabun New" w:hAnsi="TH Sarabun New" w:cs="TH Sarabun New" w:hint="cs"/>
-                <w:b/>
-                <w:bCs/>
-                <w:color w:val="000000" w:themeColor="text1"/>
-                <w:sz w:val="32"/>
-                <w:szCs w:val="32"/>
-                <w:cs/>
-              </w:rPr>
-              <w:t xml:space="preserve"> ดอนกระ</w:t>
-            </w:r>
-            <w:proofErr w:type="spellStart"/>
-            <w:r>
-              <w:rPr>
-                <w:rFonts w:ascii="TH Sarabun New" w:hAnsi="TH Sarabun New" w:cs="TH Sarabun New" w:hint="cs"/>
-                <w:b/>
-                <w:bCs/>
-                <w:color w:val="000000" w:themeColor="text1"/>
-                <w:sz w:val="32"/>
-                <w:szCs w:val="32"/>
-                <w:cs/>
-              </w:rPr>
-              <w:t>โทก</w:t>
-            </w:r>
-            <w:proofErr w:type="spellEnd"/>
+              <w:t xml:space="preserve"> ดอนกระโทก</w:t>
+            </w:r>
           </w:p>
         </w:tc>
         <w:tc>
@@ -1091,31 +1063,7 @@
           <w:cs/>
           <w:lang w:val="en-US"/>
         </w:rPr>
-        <w:t xml:space="preserve">การใช้เหตุผลเชิงตรรกะ คือ การนำกฎเกณฑ์หรือเงื่อนไขที่ครอบคลุมทุกกรณีมาใช้พิจารณาในการแก้ปัญหา การอธิบายการทำงาน และการคาดการณ์ผลลัพธ์ได้อย่างเป็นขั้นตอนและมีเหตุผลรองรับ </w:t>
-      </w:r>
-      <w:proofErr w:type="spellStart"/>
-      <w:r>
-        <w:rPr>
-          <w:rFonts w:ascii="TH Sarabun New" w:hAnsi="TH Sarabun New" w:cs="TH Sarabun New" w:hint="cs"/>
-          <w:color w:val="000000" w:themeColor="text1"/>
-          <w:sz w:val="32"/>
-          <w:szCs w:val="32"/>
-          <w:cs/>
-          <w:lang w:val="en-US"/>
-        </w:rPr>
-        <w:t>เกมซู</w:t>
-      </w:r>
-      <w:proofErr w:type="spellEnd"/>
-      <w:r>
-        <w:rPr>
-          <w:rFonts w:ascii="TH Sarabun New" w:hAnsi="TH Sarabun New" w:cs="TH Sarabun New" w:hint="cs"/>
-          <w:color w:val="000000" w:themeColor="text1"/>
-          <w:sz w:val="32"/>
-          <w:szCs w:val="32"/>
-          <w:cs/>
-          <w:lang w:val="en-US"/>
-        </w:rPr>
-        <w:t>โดกุเป็นตัวอย่างปัญหาที่ต้องใช้เหตุผลเชิงตรรกะ โดยต้องเติมสัญลักษณ์ไม่ให้ซ้ำกันในแต่ละแถว</w:t>
+        <w:t>การใช้เหตุผลเชิงตรรกะ คือ การนำกฎเกณฑ์หรือเงื่อนไขที่ครอบคลุมทุกกรณีมาใช้พิจารณาในการแก้ปัญหา การอธิบายการทำงาน และการคาดการณ์ผลลัพธ์ได้อย่างเป็นขั้นตอนและมีเหตุผลรองรับ เกมซูโดกุเป็นตัวอย่างปัญหาที่ต้องใช้เหตุผลเชิงตรรกะ โดยต้องเติมสัญลักษณ์ไม่ให้ซ้ำกันในแต่ละแถว</w:t>
       </w:r>
       <w:r>
         <w:rPr>
@@ -1212,7 +1160,7 @@
         <w:spacing w:after="0" w:line="240" w:lineRule="auto"/>
         <w:jc w:val="thaiDistribute"/>
         <w:rPr>
-          <w:rFonts w:ascii="TH Sarabun New" w:hAnsi="TH Sarabun New" w:cs="TH Sarabun New" w:hint="cs"/>
+          <w:rFonts w:ascii="TH Sarabun New" w:hAnsi="TH Sarabun New" w:cs="TH Sarabun New"/>
           <w:color w:val="000000" w:themeColor="text1"/>
           <w:sz w:val="32"/>
           <w:szCs w:val="32"/>
@@ -1283,31 +1231,7 @@
           <w:cs/>
           <w:lang w:val="en-US"/>
         </w:rPr>
-        <w:t xml:space="preserve">การใช้เหตุผลเชิงตรรกะโดยนำเงื่อนไขที่ครอบคลุมทุกกรณีมาพิจารณาแก้ปัญหา (ตัวอย่างปัญหา เช่น </w:t>
-      </w:r>
-      <w:proofErr w:type="spellStart"/>
-      <w:r>
-        <w:rPr>
-          <w:rFonts w:ascii="TH Sarabun New" w:hAnsi="TH Sarabun New" w:cs="TH Sarabun New" w:hint="cs"/>
-          <w:color w:val="000000" w:themeColor="text1"/>
-          <w:sz w:val="32"/>
-          <w:szCs w:val="32"/>
-          <w:cs/>
-          <w:lang w:val="en-US"/>
-        </w:rPr>
-        <w:t>เกมซู</w:t>
-      </w:r>
-      <w:proofErr w:type="spellEnd"/>
-      <w:r>
-        <w:rPr>
-          <w:rFonts w:ascii="TH Sarabun New" w:hAnsi="TH Sarabun New" w:cs="TH Sarabun New" w:hint="cs"/>
-          <w:color w:val="000000" w:themeColor="text1"/>
-          <w:sz w:val="32"/>
-          <w:szCs w:val="32"/>
-          <w:cs/>
-          <w:lang w:val="en-US"/>
-        </w:rPr>
-        <w:t>โดกุ)</w:t>
+        <w:t>การใช้เหตุผลเชิงตรรกะโดยนำเงื่อนไขที่ครอบคลุมทุกกรณีมาพิจารณาแก้ปัญหา (ตัวอย่างปัญหา เช่น เกมซูโดกุ)</w:t>
       </w:r>
     </w:p>
     <w:p>
@@ -2029,7 +1953,6 @@
         </w:rPr>
         <w:t>“</w:t>
       </w:r>
-      <w:proofErr w:type="spellStart"/>
       <w:r>
         <w:rPr>
           <w:rFonts w:ascii="TH Sarabun New" w:hAnsi="TH Sarabun New" w:cs="TH Sarabun New"/>
@@ -2037,17 +1960,7 @@
           <w:szCs w:val="32"/>
           <w:cs/>
         </w:rPr>
-        <w:t>เกมซู</w:t>
-      </w:r>
-      <w:proofErr w:type="spellEnd"/>
-      <w:r>
-        <w:rPr>
-          <w:rFonts w:ascii="TH Sarabun New" w:hAnsi="TH Sarabun New" w:cs="TH Sarabun New"/>
-          <w:sz w:val="32"/>
-          <w:szCs w:val="32"/>
-          <w:cs/>
-        </w:rPr>
-        <w:t>โดกุสัญลักษณ์</w:t>
+        <w:t>เกมซูโดกุสัญลักษณ์</w:t>
       </w:r>
       <w:r>
         <w:rPr>
@@ -2207,27 +2120,7 @@
           <w:szCs w:val="32"/>
           <w:cs/>
         </w:rPr>
-        <w:t xml:space="preserve"> 3 คำถามปลายเปิด (โหมดเห็นเฉพาะโพ</w:t>
-      </w:r>
-      <w:proofErr w:type="spellStart"/>
-      <w:r>
-        <w:rPr>
-          <w:rFonts w:ascii="TH Sarabun New" w:hAnsi="TH Sarabun New" w:cs="TH Sarabun New"/>
-          <w:sz w:val="32"/>
-          <w:szCs w:val="32"/>
-          <w:cs/>
-        </w:rPr>
-        <w:t>สต์</w:t>
-      </w:r>
-      <w:proofErr w:type="spellEnd"/>
-      <w:r>
-        <w:rPr>
-          <w:rFonts w:ascii="TH Sarabun New" w:hAnsi="TH Sarabun New" w:cs="TH Sarabun New"/>
-          <w:sz w:val="32"/>
-          <w:szCs w:val="32"/>
-          <w:cs/>
-        </w:rPr>
-        <w:t>ตนเอง) สำหรับวัดความรู้ (K)</w:t>
+        <w:t xml:space="preserve"> 3 คำถามปลายเปิด (โหมดเห็นเฉพาะโพสต์ตนเอง) สำหรับวัดความรู้ (K)</w:t>
       </w:r>
     </w:p>
     <w:p>
@@ -2261,7 +2154,7 @@
         <w:spacing w:after="0" w:line="240" w:lineRule="auto"/>
         <w:jc w:val="thaiDistribute"/>
         <w:rPr>
-          <w:rFonts w:ascii="TH Sarabun New" w:hAnsi="TH Sarabun New" w:cs="TH Sarabun New" w:hint="cs"/>
+          <w:rFonts w:ascii="TH Sarabun New" w:hAnsi="TH Sarabun New" w:cs="TH Sarabun New"/>
           <w:b/>
           <w:bCs/>
           <w:sz w:val="32"/>
@@ -2400,131 +2293,7 @@
           <w:sz w:val="32"/>
           <w:szCs w:val="32"/>
         </w:rPr>
-        <w:t>“</w:t>
-      </w:r>
-      <w:r>
-        <w:rPr>
-          <w:rFonts w:ascii="TH Sarabun New" w:hAnsi="TH Sarabun New" w:cs="TH Sarabun New"/>
-          <w:b/>
-          <w:bCs/>
-          <w:sz w:val="32"/>
-          <w:szCs w:val="32"/>
-          <w:cs/>
-        </w:rPr>
-        <w:t xml:space="preserve">ฉันเป็นตัวเลข ไม่ใช่จำนวนคี่ มีค่ามากกว่า </w:t>
-      </w:r>
-      <w:r>
-        <w:rPr>
-          <w:rFonts w:ascii="TH Sarabun New" w:hAnsi="TH Sarabun New" w:cs="TH Sarabun New"/>
-          <w:b/>
-          <w:bCs/>
-          <w:sz w:val="32"/>
-          <w:szCs w:val="32"/>
-        </w:rPr>
-        <w:t xml:space="preserve">90 </w:t>
-      </w:r>
-      <w:r>
-        <w:rPr>
-          <w:rFonts w:ascii="TH Sarabun New" w:hAnsi="TH Sarabun New" w:cs="TH Sarabun New"/>
-          <w:b/>
-          <w:bCs/>
-          <w:sz w:val="32"/>
-          <w:szCs w:val="32"/>
-          <w:cs/>
-        </w:rPr>
-        <w:t xml:space="preserve">ไม่เกิน </w:t>
-      </w:r>
-      <w:r>
-        <w:rPr>
-          <w:rFonts w:ascii="TH Sarabun New" w:hAnsi="TH Sarabun New" w:cs="TH Sarabun New"/>
-          <w:b/>
-          <w:bCs/>
-          <w:sz w:val="32"/>
-          <w:szCs w:val="32"/>
-        </w:rPr>
-        <w:t xml:space="preserve">100 </w:t>
-      </w:r>
-      <w:r>
-        <w:rPr>
-          <w:rFonts w:ascii="TH Sarabun New" w:hAnsi="TH Sarabun New" w:cs="TH Sarabun New"/>
-          <w:b/>
-          <w:bCs/>
-          <w:sz w:val="32"/>
-          <w:szCs w:val="32"/>
-          <w:cs/>
-        </w:rPr>
-        <w:t xml:space="preserve">และเมื่อนำ </w:t>
-      </w:r>
-      <w:r>
-        <w:rPr>
-          <w:rFonts w:ascii="TH Sarabun New" w:hAnsi="TH Sarabun New" w:cs="TH Sarabun New"/>
-          <w:b/>
-          <w:bCs/>
-          <w:sz w:val="32"/>
-          <w:szCs w:val="32"/>
-        </w:rPr>
-        <w:t xml:space="preserve">100 </w:t>
-      </w:r>
-      <w:r>
-        <w:rPr>
-          <w:rFonts w:ascii="TH Sarabun New" w:hAnsi="TH Sarabun New" w:cs="TH Sarabun New"/>
-          <w:b/>
-          <w:bCs/>
-          <w:sz w:val="32"/>
-          <w:szCs w:val="32"/>
-          <w:cs/>
-        </w:rPr>
-        <w:t>มาลบฉันจะไม่เหลือเลย ฉันคือเลขใด</w:t>
-      </w:r>
-      <w:r>
-        <w:rPr>
-          <w:rFonts w:ascii="TH Sarabun New" w:hAnsi="TH Sarabun New" w:cs="TH Sarabun New"/>
-          <w:b/>
-          <w:bCs/>
-          <w:sz w:val="32"/>
-          <w:szCs w:val="32"/>
-        </w:rPr>
-        <w:t>”</w:t>
-      </w:r>
-      <w:r>
-        <w:rPr>
-          <w:rFonts w:ascii="TH Sarabun New" w:hAnsi="TH Sarabun New" w:cs="TH Sarabun New"/>
-          <w:sz w:val="32"/>
-          <w:szCs w:val="32"/>
-        </w:rPr>
-        <w:t xml:space="preserve"> </w:t>
-      </w:r>
-      <w:r>
-        <w:rPr>
-          <w:rFonts w:ascii="TH Sarabun New" w:hAnsi="TH Sarabun New" w:cs="TH Sarabun New"/>
-          <w:sz w:val="32"/>
-          <w:szCs w:val="32"/>
-          <w:cs/>
-        </w:rPr>
-        <w:t xml:space="preserve">โดยพิจารณาทีละเงื่อนไข </w:t>
-      </w:r>
-      <w:r>
-        <w:rPr>
-          <w:rFonts w:ascii="TH Sarabun New" w:hAnsi="TH Sarabun New" w:cs="TH Sarabun New"/>
-          <w:i/>
-          <w:iCs/>
-          <w:color w:val="EE0000"/>
-          <w:sz w:val="32"/>
-          <w:szCs w:val="32"/>
-          <w:cs/>
-        </w:rPr>
-        <w:t xml:space="preserve">(คำตอบคือ </w:t>
-      </w:r>
-      <w:r>
-        <w:rPr>
-          <w:rFonts w:ascii="TH Sarabun New" w:hAnsi="TH Sarabun New" w:cs="TH Sarabun New"/>
-          <w:i/>
-          <w:iCs/>
-          <w:color w:val="EE0000"/>
-          <w:sz w:val="32"/>
-          <w:szCs w:val="32"/>
-        </w:rPr>
-        <w:t>100)</w:t>
+        <w:t>“ฉันเป็นเลขสองหลัก ฉันหารด้วย 5 ลงตัว ฉันมากกว่า 20 แต่ไม่เกิน 40 ฉันเป็นจำนวนคี่ และผลบวกของเลขสองหลักเท่ากับ 7 ฉันคือเลขใด” (คำตอบคือ 25) หรืออีกตัวอย่างที่โยงเข้าเรื่องรูปสัญลักษณ์ เช่น “ฉันเป็นรูปเรขาคณิต มีด้านตรงทุกด้าน มีมุมน้อยกว่า 4 มุม และด้านทุกด้านยาวเท่ากัน ฉันคือรูปอะไร” (คำตอบคือ สามเหลี่ยมด้านเท่า) โดยพิจารณาทีละเงื่อนไข</w:t>
       </w:r>
     </w:p>
     <w:p>
@@ -2620,15 +2389,37 @@
           <w:szCs w:val="32"/>
           <w:cs/>
         </w:rPr>
-        <w:t>ไม่ว่าจะเป็นตัวเลขหรือรูปภาพ หากเรามีกติกาหรือเงื่อนไขที่ชัดเจน เราก็สามารถใช้เหตุผลเชิงตรรกะมาหาคำตอบที่ถูกต้องได้เพียงหนึ่งเดียวเสมอ</w:t>
-      </w:r>
-      <w:r>
-        <w:rPr>
-          <w:rFonts w:ascii="TH Sarabun New" w:hAnsi="TH Sarabun New" w:cs="TH Sarabun New"/>
+        <w:t>ไม่ว่าจะเป็นตัวเลขหรือรูปภาพ หากเรามีกติกาหรือเงื่อนไขที่ชัดเจน เราก็สามารถใช้เหตุผลเชิงตรรกะมาหาคำตอบ</w:t>
+      </w:r>
+      <w:r>
+        <w:rPr>
+          <w:rFonts w:ascii="TH Sarabun New" w:hAnsi="TH Sarabun New" w:cs="TH Sarabun New" w:hint="cs"/>
           <w:b/>
           <w:bCs/>
           <w:sz w:val="32"/>
           <w:szCs w:val="32"/>
+          <w:cs/>
+        </w:rPr>
+        <w:t>หรือคาดการณ์ผลลัพธ์ได้</w:t>
+      </w:r>
+      <w:r>
+        <w:rPr>
+          <w:rFonts w:ascii="TH Sarabun New" w:hAnsi="TH Sarabun New" w:cs="TH Sarabun New"/>
+          <w:b/>
+          <w:bCs/>
+          <w:sz w:val="32"/>
+          <w:szCs w:val="32"/>
+          <w:cs/>
+        </w:rPr>
+        <w:t>เสมอ</w:t>
+      </w:r>
+      <w:r>
+        <w:rPr>
+          <w:rFonts w:ascii="TH Sarabun New" w:hAnsi="TH Sarabun New" w:cs="TH Sarabun New"/>
+          <w:b/>
+          <w:bCs/>
+          <w:sz w:val="32"/>
+          <w:szCs w:val="32"/>
         </w:rPr>
         <w:t>”</w:t>
       </w:r>
@@ -2647,27 +2438,7 @@
           <w:szCs w:val="32"/>
           <w:cs/>
         </w:rPr>
-        <w:t>เพื่อโยงจากตรรกะเชิงตัวเลขไปสู่ตรรกะเชิงพื้นที่และรูปแบบของ</w:t>
-      </w:r>
-      <w:proofErr w:type="spellStart"/>
-      <w:r>
-        <w:rPr>
-          <w:rFonts w:ascii="TH Sarabun New" w:hAnsi="TH Sarabun New" w:cs="TH Sarabun New"/>
-          <w:sz w:val="32"/>
-          <w:szCs w:val="32"/>
-          <w:cs/>
-        </w:rPr>
-        <w:t>เกมซู</w:t>
-      </w:r>
-      <w:proofErr w:type="spellEnd"/>
-      <w:r>
-        <w:rPr>
-          <w:rFonts w:ascii="TH Sarabun New" w:hAnsi="TH Sarabun New" w:cs="TH Sarabun New"/>
-          <w:sz w:val="32"/>
-          <w:szCs w:val="32"/>
-          <w:cs/>
-        </w:rPr>
-        <w:t>โดกุ</w:t>
+        <w:t>เพื่อโยงจากตรรกะเชิงตัวเลขไปสู่ตรรกะเชิงพื้นที่และรูปแบบของเกมซูโดกุ</w:t>
       </w:r>
     </w:p>
     <w:p>
@@ -2710,7 +2481,6 @@
         </w:rPr>
         <w:t>“</w:t>
       </w:r>
-      <w:proofErr w:type="spellStart"/>
       <w:r>
         <w:rPr>
           <w:rFonts w:ascii="TH Sarabun New" w:hAnsi="TH Sarabun New" w:cs="TH Sarabun New"/>
@@ -2720,19 +2490,7 @@
           <w:szCs w:val="32"/>
           <w:cs/>
         </w:rPr>
-        <w:t>เกมซู</w:t>
-      </w:r>
-      <w:proofErr w:type="spellEnd"/>
-      <w:r>
-        <w:rPr>
-          <w:rFonts w:ascii="TH Sarabun New" w:hAnsi="TH Sarabun New" w:cs="TH Sarabun New"/>
-          <w:b/>
-          <w:bCs/>
-          <w:sz w:val="32"/>
-          <w:szCs w:val="32"/>
-          <w:cs/>
-        </w:rPr>
-        <w:t>โดกุสัญลักษณ์</w:t>
+        <w:t>เกมซูโดกุสัญลักษณ์</w:t>
       </w:r>
       <w:r>
         <w:rPr>
@@ -3478,6 +3236,7 @@
           <w:sz w:val="32"/>
           <w:szCs w:val="32"/>
         </w:rPr>
+        <w:lastRenderedPageBreak/>
         <w:t xml:space="preserve">11. </w:t>
       </w:r>
       <w:r>
@@ -3550,7 +3309,6 @@
           <w:sz w:val="32"/>
           <w:szCs w:val="32"/>
         </w:rPr>
-        <w:lastRenderedPageBreak/>
         <w:t xml:space="preserve">12. </w:t>
       </w:r>
       <w:r>
@@ -3945,29 +3703,7 @@
           <w:cs/>
           <w:lang w:val="en-US"/>
         </w:rPr>
-        <w:t>เป็นรายบุคคล โดยครูตั้งคำถามกระตุ้นแล้วให้นักเรียนทุกคนเขียนคำตอบของตนเองสั้น ๆ ลงกระดานระดมความคิดแบบเห็นเฉพาะโพ</w:t>
-      </w:r>
-      <w:proofErr w:type="spellStart"/>
-      <w:r>
-        <w:rPr>
-          <w:rFonts w:ascii="TH Sarabun New" w:hAnsi="TH Sarabun New" w:cs="TH Sarabun New"/>
-          <w:sz w:val="32"/>
-          <w:szCs w:val="32"/>
-          <w:cs/>
-          <w:lang w:val="en-US"/>
-        </w:rPr>
-        <w:t>สต์</w:t>
-      </w:r>
-      <w:proofErr w:type="spellEnd"/>
-      <w:r>
-        <w:rPr>
-          <w:rFonts w:ascii="TH Sarabun New" w:hAnsi="TH Sarabun New" w:cs="TH Sarabun New"/>
-          <w:sz w:val="32"/>
-          <w:szCs w:val="32"/>
-          <w:cs/>
-          <w:lang w:val="en-US"/>
-        </w:rPr>
-        <w:t xml:space="preserve">ตนเอง เช่น </w:t>
+        <w:t xml:space="preserve">เป็นรายบุคคล โดยครูตั้งคำถามกระตุ้นแล้วให้นักเรียนทุกคนเขียนคำตอบของตนเองสั้น ๆ ลงกระดานระดมความคิดแบบเห็นเฉพาะโพสต์ตนเอง เช่น </w:t>
       </w:r>
     </w:p>
     <w:p>
@@ -4164,7 +3900,6 @@
         </w:rPr>
         <w:t>ตารางย่อย</w:t>
       </w:r>
-      <w:proofErr w:type="spellStart"/>
       <w:r>
         <w:rPr>
           <w:rFonts w:ascii="TH Sarabun New" w:hAnsi="TH Sarabun New" w:cs="TH Sarabun New"/>
@@ -4173,18 +3908,7 @@
           <w:cs/>
           <w:lang w:val="en-US"/>
         </w:rPr>
-        <w:t>ของซู</w:t>
-      </w:r>
-      <w:proofErr w:type="spellEnd"/>
-      <w:r>
-        <w:rPr>
-          <w:rFonts w:ascii="TH Sarabun New" w:hAnsi="TH Sarabun New" w:cs="TH Sarabun New"/>
-          <w:sz w:val="32"/>
-          <w:szCs w:val="32"/>
-          <w:cs/>
-          <w:lang w:val="en-US"/>
-        </w:rPr>
-        <w:t xml:space="preserve">โดกุ) และการเลือกแก้จากช่องที่มีตัวเลือกน้อยที่สุดก่อนช่วยให้แก้ปัญหาได้รวดเร็วและผิดพลาดน้อยลง ซึ่งเป็นทักษะที่นำไปใช้แก้ปัญหาในชีวิตประจำวันได้ เช่น </w:t>
+        <w:t xml:space="preserve">ของซูโดกุ) และการเลือกแก้จากช่องที่มีตัวเลือกน้อยที่สุดก่อนช่วยให้แก้ปัญหาได้รวดเร็วและผิดพลาดน้อยลง ซึ่งเป็นทักษะที่นำไปใช้แก้ปัญหาในชีวิตประจำวันได้ เช่น </w:t>
       </w:r>
     </w:p>
     <w:p>
@@ -4302,6 +4026,34 @@
           <w:lang w:val="en-US"/>
         </w:rPr>
         <w:t>การตัดสินใจพกร่มเมื่อพิจารณาจากสภาพอากาศ</w:t>
+      </w:r>
+    </w:p>
+    <w:p>
+      <w:pPr>
+        <w:spacing w:after="0" w:line="240" w:lineRule="auto"/>
+        <w:ind w:firstLine="284"/>
+        <w:jc w:val="thaiDistribute"/>
+        <w:rPr>
+          <w:rFonts w:ascii="TH Sarabun New" w:hAnsi="TH Sarabun New" w:cs="TH Sarabun New"/>
+          <w:b/>
+          <w:bCs/>
+          <w:sz w:val="32"/>
+          <w:szCs w:val="32"/>
+          <w:cs/>
+          <w:lang w:val="en-US"/>
+        </w:rPr>
+      </w:pPr>
+      <w:r>
+        <w:rPr>
+          <w:rFonts w:ascii="TH Sarabun New" w:hAnsi="TH Sarabun New" w:cs="TH Sarabun New" w:hint="cs"/>
+          <w:b/>
+          <w:bCs/>
+          <w:sz w:val="32"/>
+          <w:szCs w:val="32"/>
+          <w:cs/>
+          <w:lang w:val="en-US"/>
+        </w:rPr>
+        <w:t>- การตัดสินใจเลือกซื้อของตามจำนวนเงินที่มีจำกัด</w:t>
       </w:r>
     </w:p>
     <w:p>
@@ -4513,12 +4265,15 @@
               </w:rPr>
               <w:t>เชิงตรรกะ</w:t>
             </w:r>
-          </w:p>
-          <w:p>
-            <w:pPr>
-              <w:spacing w:after="0" w:line="240" w:lineRule="auto"/>
-              <w:jc w:val="thaiDistribute"/>
-            </w:pPr>
+            <w:r>
+              <w:rPr>
+                <w:rFonts w:ascii="TH Sarabun New" w:eastAsia="TH Sarabun New" w:hAnsi="TH Sarabun New" w:cs="TH Sarabun New" w:hint="cs"/>
+                <w:sz w:val="32"/>
+                <w:szCs w:val="32"/>
+                <w:cs/>
+              </w:rPr>
+              <w:t xml:space="preserve"> </w:t>
+            </w:r>
             <w:r>
               <w:rPr>
                 <w:rFonts w:ascii="TH Sarabun New" w:eastAsia="TH Sarabun New" w:hAnsi="TH Sarabun New" w:cs="TH Sarabun New"/>
@@ -4568,27 +4323,7 @@
                 <w:szCs w:val="32"/>
                 <w:cs/>
               </w:rPr>
-              <w:t>คำถามปลายเปิด ตอบรายบุคคล (โหมดเห็นเฉพาะโพ</w:t>
-            </w:r>
-            <w:proofErr w:type="spellStart"/>
-            <w:r>
-              <w:rPr>
-                <w:rFonts w:ascii="TH Sarabun New" w:eastAsia="TH Sarabun New" w:hAnsi="TH Sarabun New" w:cs="TH Sarabun New"/>
-                <w:sz w:val="32"/>
-                <w:szCs w:val="32"/>
-                <w:cs/>
-              </w:rPr>
-              <w:t>สต์</w:t>
-            </w:r>
-            <w:proofErr w:type="spellEnd"/>
-            <w:r>
-              <w:rPr>
-                <w:rFonts w:ascii="TH Sarabun New" w:eastAsia="TH Sarabun New" w:hAnsi="TH Sarabun New" w:cs="TH Sarabun New"/>
-                <w:sz w:val="32"/>
-                <w:szCs w:val="32"/>
-                <w:cs/>
-              </w:rPr>
-              <w:t>ตนเอง)</w:t>
+              <w:t>คำถามปลายเปิด ตอบรายบุคคล (โหมดเห็นเฉพาะโพสต์ตนเอง)</w:t>
             </w:r>
             <w:r>
               <w:rPr>
@@ -4722,6 +4457,7 @@
                 <w:sz w:val="32"/>
                 <w:szCs w:val="32"/>
               </w:rPr>
+              <w:lastRenderedPageBreak/>
               <w:t>P1: ความถูกต้องของ</w:t>
             </w:r>
           </w:p>
@@ -4810,21 +4546,75 @@
                 <w:sz w:val="32"/>
                 <w:szCs w:val="32"/>
               </w:rPr>
-              <w:t>แก้ปริศนาถูกต้องตามกติกา</w:t>
+              <w:t>แก้ปริศนาถูกต้องครบถ้วนตามกติกา</w:t>
             </w:r>
           </w:p>
           <w:p>
             <w:pPr>
               <w:spacing w:after="0" w:line="240" w:lineRule="auto"/>
               <w:jc w:val="thaiDistribute"/>
-            </w:pPr>
-            <w:r>
               <w:rPr>
                 <w:rFonts w:ascii="TH Sarabun New" w:eastAsia="TH Sarabun New" w:hAnsi="TH Sarabun New" w:cs="TH Sarabun New"/>
                 <w:sz w:val="32"/>
                 <w:szCs w:val="32"/>
               </w:rPr>
-              <w:t>ผ่านเกณฑ์ระบบ ตั้งแต่ร้อยละ 60 ขึ้นไป</w:t>
+            </w:pPr>
+            <w:r>
+              <w:rPr>
+                <w:rFonts w:ascii="TH Sarabun New" w:eastAsia="TH Sarabun New" w:hAnsi="TH Sarabun New" w:cs="TH Sarabun New"/>
+                <w:sz w:val="32"/>
+                <w:szCs w:val="32"/>
+              </w:rPr>
+              <w:t>(ครบทุกช่อง ไม่มีช่องวางผิด)</w:t>
+            </w:r>
+          </w:p>
+          <w:p>
+            <w:pPr>
+              <w:spacing w:after="0" w:line="240" w:lineRule="auto"/>
+              <w:jc w:val="thaiDistribute"/>
+              <w:rPr>
+                <w:rFonts w:ascii="TH Sarabun New" w:eastAsia="TH Sarabun New" w:hAnsi="TH Sarabun New" w:cs="TH Sarabun New"/>
+                <w:sz w:val="32"/>
+                <w:szCs w:val="32"/>
+              </w:rPr>
+            </w:pPr>
+            <w:r>
+              <w:rPr>
+                <w:rFonts w:ascii="TH Sarabun New" w:eastAsia="TH Sarabun New" w:hAnsi="TH Sarabun New" w:cs="TH Sarabun New"/>
+                <w:sz w:val="32"/>
+                <w:szCs w:val="32"/>
+              </w:rPr>
+              <w:t>ผ่านเกณฑ์ระบบร้อยละ 100</w:t>
+            </w:r>
+          </w:p>
+          <w:p>
+            <w:pPr>
+              <w:spacing w:after="0" w:line="240" w:lineRule="auto"/>
+              <w:jc w:val="thaiDistribute"/>
+            </w:pPr>
+            <w:r>
+              <w:rPr>
+                <w:rFonts w:ascii="TH Sarabun New" w:eastAsia="TH Sarabun New" w:hAnsi="TH Sarabun New" w:cs="TH Sarabun New"/>
+                <w:sz w:val="32"/>
+                <w:szCs w:val="32"/>
+              </w:rPr>
+              <w:t>(</w:t>
+            </w:r>
+            <w:r>
+              <w:rPr>
+                <w:rFonts w:ascii="TH Sarabun New" w:eastAsia="TH Sarabun New" w:hAnsi="TH Sarabun New" w:cs="TH Sarabun New"/>
+                <w:sz w:val="32"/>
+                <w:szCs w:val="32"/>
+              </w:rPr>
+              <w:t>เล่นซ้ำได้จนสำเร็จ</w:t>
+            </w:r>
+            <w:r>
+              <w:rPr>
+                <w:rFonts w:ascii="TH Sarabun New" w:eastAsia="TH Sarabun New" w:hAnsi="TH Sarabun New" w:cs="TH Sarabun New"/>
+                <w:sz w:val="32"/>
+                <w:szCs w:val="32"/>
+              </w:rPr>
+              <w:t>)</w:t>
             </w:r>
           </w:p>
         </w:tc>
@@ -4856,7 +4646,6 @@
                 <w:sz w:val="32"/>
                 <w:szCs w:val="32"/>
               </w:rPr>
-              <w:lastRenderedPageBreak/>
               <w:t>P2: กระบวนการแก้ปัญหา</w:t>
             </w:r>
           </w:p>
@@ -4997,7 +4786,7 @@
                 <w:sz w:val="32"/>
                 <w:szCs w:val="32"/>
               </w:rPr>
-              <w:t xml:space="preserve"> อยู่ในระดับดีขึ้นไป</w:t>
+              <w:t>อยู่ในระดับดีขึ้นไป</w:t>
             </w:r>
           </w:p>
         </w:tc>
@@ -6302,7 +6091,6 @@
           <w:cs/>
           <w:lang w:val="en-US"/>
         </w:rPr>
-        <w:lastRenderedPageBreak/>
         <w:t xml:space="preserve">11. </w:t>
       </w:r>
       <w:r>
@@ -7398,7 +7186,6 @@
           <w:szCs w:val="32"/>
           <w:lang w:val="en-US"/>
         </w:rPr>
-        <w:lastRenderedPageBreak/>
         <w:t>1</w:t>
       </w:r>
       <w:r>
@@ -8314,6 +8101,7 @@
           <w:szCs w:val="32"/>
           <w:cs/>
         </w:rPr>
+        <w:lastRenderedPageBreak/>
         <w:tab/>
       </w:r>
       <w:r>
@@ -8519,45 +8307,8 @@
                                 <w:cs/>
                                 <w:lang w:val="en-US"/>
                               </w:rPr>
-                              <w:t>นายภาณุ</w:t>
+                              <w:t>นายภาณุพงษ์ ดอนกระโทก</w:t>
                             </w:r>
-                            <w:proofErr w:type="spellStart"/>
-                            <w:r>
-                              <w:rPr>
-                                <w:rFonts w:ascii="TH Sarabun New" w:hAnsi="TH Sarabun New" w:cs="TH Sarabun New" w:hint="cs"/>
-                                <w:color w:val="000000" w:themeColor="text1"/>
-                                <w:sz w:val="32"/>
-                                <w:szCs w:val="32"/>
-                                <w:cs/>
-                                <w:lang w:val="en-US"/>
-                              </w:rPr>
-                              <w:t>พงษ์</w:t>
-                            </w:r>
-                            <w:proofErr w:type="spellEnd"/>
-                            <w:r>
-                              <w:rPr>
-                                <w:rFonts w:ascii="TH Sarabun New" w:hAnsi="TH Sarabun New" w:cs="TH Sarabun New" w:hint="cs"/>
-                                <w:color w:val="000000" w:themeColor="text1"/>
-                                <w:sz w:val="32"/>
-                                <w:szCs w:val="32"/>
-                                <w:cs/>
-                                <w:lang w:val="en-US"/>
-                              </w:rPr>
-                              <w:t xml:space="preserve"> ดอนกระ</w:t>
-                            </w:r>
-                            <w:proofErr w:type="spellStart"/>
-                            <w:r>
-                              <w:rPr>
-                                <w:rFonts w:ascii="TH Sarabun New" w:hAnsi="TH Sarabun New" w:cs="TH Sarabun New" w:hint="cs"/>
-                                <w:color w:val="000000" w:themeColor="text1"/>
-                                <w:sz w:val="32"/>
-                                <w:szCs w:val="32"/>
-                                <w:cs/>
-                                <w:lang w:val="en-US"/>
-                              </w:rPr>
-                              <w:t>โทก</w:t>
-                            </w:r>
-                            <w:proofErr w:type="spellEnd"/>
                             <w:r>
                               <w:rPr>
                                 <w:rFonts w:ascii="TH Sarabun New" w:hAnsi="TH Sarabun New" w:cs="TH Sarabun New"/>
@@ -8904,31 +8655,7 @@
           <w:szCs w:val="32"/>
           <w:cs/>
         </w:rPr>
-        <w:t>เรื่อง การใช้เหตุผลเชิงตรรกะแก้ปัญหาด้วย</w:t>
-      </w:r>
-      <w:proofErr w:type="spellStart"/>
-      <w:r>
-        <w:rPr>
-          <w:rFonts w:ascii="TH Sarabun New" w:hAnsi="TH Sarabun New" w:cs="TH Sarabun New"/>
-          <w:b/>
-          <w:bCs/>
-          <w:sz w:val="32"/>
-          <w:szCs w:val="32"/>
-          <w:cs/>
-        </w:rPr>
-        <w:t>เกมซู</w:t>
-      </w:r>
-      <w:proofErr w:type="spellEnd"/>
-      <w:r>
-        <w:rPr>
-          <w:rFonts w:ascii="TH Sarabun New" w:hAnsi="TH Sarabun New" w:cs="TH Sarabun New"/>
-          <w:b/>
-          <w:bCs/>
-          <w:sz w:val="32"/>
-          <w:szCs w:val="32"/>
-          <w:cs/>
-        </w:rPr>
-        <w:t>โดกุสัญลักษณ์</w:t>
+        <w:t>เรื่อง การใช้เหตุผลเชิงตรรกะแก้ปัญหาด้วยเกมซูโดกุสัญลักษณ์</w:t>
       </w:r>
     </w:p>
     <w:p>
@@ -8960,7 +8687,7 @@
         <w:spacing w:after="0" w:line="240" w:lineRule="auto"/>
         <w:jc w:val="thaiDistribute"/>
         <w:rPr>
-          <w:rFonts w:ascii="TH Sarabun New" w:hAnsi="TH Sarabun New" w:cs="TH Sarabun New" w:hint="cs"/>
+          <w:rFonts w:ascii="TH Sarabun New" w:hAnsi="TH Sarabun New" w:cs="TH Sarabun New"/>
           <w:sz w:val="32"/>
           <w:szCs w:val="32"/>
         </w:rPr>
@@ -10287,7 +10014,7 @@
           <w:szCs w:val="32"/>
           <w:cs/>
         </w:rPr>
-        <w:t>นายภาณุ</w:t>
+        <w:t>นายภาณุพง</w:t>
       </w:r>
       <w:proofErr w:type="spellStart"/>
       <w:r>
@@ -10297,7 +10024,7 @@
           <w:szCs w:val="32"/>
           <w:cs/>
         </w:rPr>
-        <w:t>พงษ์</w:t>
+        <w:t>ษ์</w:t>
       </w:r>
       <w:proofErr w:type="spellEnd"/>
       <w:r>
@@ -10307,26 +10034,15 @@
           <w:szCs w:val="32"/>
           <w:cs/>
         </w:rPr>
-        <w:t xml:space="preserve"> ดอนกระ</w:t>
-      </w:r>
-      <w:proofErr w:type="spellStart"/>
-      <w:r>
-        <w:rPr>
-          <w:rFonts w:ascii="TH Sarabun New" w:eastAsia="TH Sarabun New" w:hAnsi="TH Sarabun New" w:cs="TH Sarabun New" w:hint="cs"/>
-          <w:sz w:val="32"/>
-          <w:szCs w:val="32"/>
-          <w:cs/>
-        </w:rPr>
-        <w:t>โทก</w:t>
-      </w:r>
-      <w:proofErr w:type="spellEnd"/>
+        <w:t xml:space="preserve"> ดอนกระโทก</w:t>
+      </w:r>
     </w:p>
     <w:p>
       <w:pPr>
         <w:spacing w:after="0" w:line="240" w:lineRule="auto"/>
         <w:jc w:val="center"/>
         <w:rPr>
-          <w:rFonts w:ascii="TH Sarabun New" w:hAnsi="TH Sarabun New" w:cs="TH Sarabun New" w:hint="cs"/>
+          <w:rFonts w:ascii="TH Sarabun New" w:hAnsi="TH Sarabun New" w:cs="TH Sarabun New"/>
           <w:sz w:val="32"/>
           <w:szCs w:val="32"/>
         </w:rPr>
@@ -10498,6 +10214,7 @@
                 <w:color w:val="000000" w:themeColor="text1"/>
                 <w:sz w:val="32"/>
                 <w:szCs w:val="32"/>
+                <w:lang w:val="en-US"/>
               </w:rPr>
             </w:pPr>
             <w:r>
@@ -10511,6 +10228,17 @@
               </w:rPr>
               <w:t>ข้อ 1</w:t>
             </w:r>
+            <w:r>
+              <w:rPr>
+                <w:rFonts w:ascii="TH Sarabun New" w:eastAsia="TH Sarabun New" w:hAnsi="TH Sarabun New" w:cs="TH Sarabun New"/>
+                <w:b/>
+                <w:bCs/>
+                <w:color w:val="000000" w:themeColor="text1"/>
+                <w:sz w:val="32"/>
+                <w:szCs w:val="32"/>
+              </w:rPr>
+              <w:t xml:space="preserve"> (3)</w:t>
+            </w:r>
           </w:p>
         </w:tc>
         <w:tc>
@@ -10546,6 +10274,17 @@
               </w:rPr>
               <w:t>ข้อ 2</w:t>
             </w:r>
+            <w:r>
+              <w:rPr>
+                <w:rFonts w:ascii="TH Sarabun New" w:eastAsia="TH Sarabun New" w:hAnsi="TH Sarabun New" w:cs="TH Sarabun New"/>
+                <w:b/>
+                <w:bCs/>
+                <w:color w:val="000000" w:themeColor="text1"/>
+                <w:sz w:val="32"/>
+                <w:szCs w:val="32"/>
+              </w:rPr>
+              <w:t xml:space="preserve"> (3)</w:t>
+            </w:r>
           </w:p>
         </w:tc>
         <w:tc>
@@ -10581,6 +10320,17 @@
               </w:rPr>
               <w:t>ข้อ 3</w:t>
             </w:r>
+            <w:r>
+              <w:rPr>
+                <w:rFonts w:ascii="TH Sarabun New" w:eastAsia="TH Sarabun New" w:hAnsi="TH Sarabun New" w:cs="TH Sarabun New"/>
+                <w:b/>
+                <w:bCs/>
+                <w:color w:val="000000" w:themeColor="text1"/>
+                <w:sz w:val="32"/>
+                <w:szCs w:val="32"/>
+              </w:rPr>
+              <w:t xml:space="preserve"> (3)</w:t>
+            </w:r>
           </w:p>
         </w:tc>
         <w:tc>
@@ -10603,6 +10353,7 @@
                 <w:color w:val="000000" w:themeColor="text1"/>
                 <w:sz w:val="32"/>
                 <w:szCs w:val="32"/>
+                <w:lang w:val="en-US"/>
               </w:rPr>
             </w:pPr>
             <w:r>
@@ -10616,30 +10367,6 @@
               </w:rPr>
               <w:t>รวม</w:t>
             </w:r>
-          </w:p>
-        </w:tc>
-        <w:tc>
-          <w:tcPr>
-            <w:tcW w:w="1600" w:type="dxa"/>
-            <w:tcMar>
-              <w:top w:w="30" w:type="dxa"/>
-              <w:left w:w="50" w:type="dxa"/>
-              <w:bottom w:w="30" w:type="dxa"/>
-              <w:right w:w="50" w:type="dxa"/>
-            </w:tcMar>
-            <w:vAlign w:val="center"/>
-          </w:tcPr>
-          <w:p>
-            <w:pPr>
-              <w:spacing w:after="0" w:line="240" w:lineRule="auto"/>
-              <w:jc w:val="center"/>
-              <w:rPr>
-                <w:rFonts w:ascii="TH Sarabun New" w:hAnsi="TH Sarabun New" w:cs="TH Sarabun New"/>
-                <w:color w:val="000000" w:themeColor="text1"/>
-                <w:sz w:val="32"/>
-                <w:szCs w:val="32"/>
-              </w:rPr>
-            </w:pPr>
             <w:r>
               <w:rPr>
                 <w:rFonts w:ascii="TH Sarabun New" w:eastAsia="TH Sarabun New" w:hAnsi="TH Sarabun New" w:cs="TH Sarabun New" w:hint="cs"/>
@@ -10648,31 +10375,56 @@
                 <w:color w:val="000000" w:themeColor="text1"/>
                 <w:sz w:val="32"/>
                 <w:szCs w:val="32"/>
-              </w:rPr>
-              <w:t>สรุปผล</w:t>
-            </w:r>
-          </w:p>
-          <w:p>
-            <w:pPr>
-              <w:spacing w:after="0" w:line="240" w:lineRule="auto"/>
-              <w:jc w:val="center"/>
-              <w:rPr>
-                <w:rFonts w:ascii="TH Sarabun New" w:hAnsi="TH Sarabun New" w:cs="TH Sarabun New"/>
-                <w:color w:val="000000" w:themeColor="text1"/>
-                <w:sz w:val="32"/>
-                <w:szCs w:val="32"/>
-              </w:rPr>
-            </w:pPr>
-            <w:r>
-              <w:rPr>
-                <w:rFonts w:ascii="TH Sarabun New" w:eastAsia="TH Sarabun New" w:hAnsi="TH Sarabun New" w:cs="TH Sarabun New" w:hint="cs"/>
+                <w:cs/>
+              </w:rPr>
+              <w:t xml:space="preserve"> </w:t>
+            </w:r>
+            <w:r>
+              <w:rPr>
+                <w:rFonts w:ascii="TH Sarabun New" w:eastAsia="TH Sarabun New" w:hAnsi="TH Sarabun New" w:cs="TH Sarabun New"/>
                 <w:b/>
                 <w:bCs/>
                 <w:color w:val="000000" w:themeColor="text1"/>
                 <w:sz w:val="32"/>
                 <w:szCs w:val="32"/>
               </w:rPr>
-              <w:t>ผ่าน/ไม่ผ่าน</w:t>
+              <w:t>(9)</w:t>
+            </w:r>
+          </w:p>
+        </w:tc>
+        <w:tc>
+          <w:tcPr>
+            <w:tcW w:w="1600" w:type="dxa"/>
+            <w:tcMar>
+              <w:top w:w="30" w:type="dxa"/>
+              <w:left w:w="50" w:type="dxa"/>
+              <w:bottom w:w="30" w:type="dxa"/>
+              <w:right w:w="50" w:type="dxa"/>
+            </w:tcMar>
+            <w:vAlign w:val="center"/>
+          </w:tcPr>
+          <w:p>
+            <w:pPr>
+              <w:spacing w:after="0" w:line="240" w:lineRule="auto"/>
+              <w:jc w:val="center"/>
+              <w:rPr>
+                <w:rFonts w:ascii="TH Sarabun New" w:hAnsi="TH Sarabun New" w:cs="TH Sarabun New"/>
+                <w:color w:val="000000" w:themeColor="text1"/>
+                <w:sz w:val="32"/>
+                <w:szCs w:val="32"/>
+              </w:rPr>
+            </w:pPr>
+            <w:r>
+              <w:rPr>
+                <w:rFonts w:ascii="TH Sarabun New" w:eastAsia="TH Sarabun New" w:hAnsi="TH Sarabun New" w:cs="TH Sarabun New"/>
+                <w:b/>
+                <w:bCs/>
+                <w:color w:val="000000" w:themeColor="text1"/>
+                <w:sz w:val="32"/>
+                <w:szCs w:val="32"/>
+                <w:cs/>
+              </w:rPr>
+              <w:t>หมายเหตุ / ข้อดี / ข้อควรพัฒนา</w:t>
             </w:r>
           </w:p>
         </w:tc>
@@ -13249,35 +13001,8 @@
         <w:jc w:val="thaiDistribute"/>
         <w:rPr>
           <w:rFonts w:ascii="TH Sarabun New" w:eastAsia="TH Sarabun New" w:hAnsi="TH Sarabun New" w:cs="TH Sarabun New"/>
-          <w:sz w:val="32"/>
-          <w:szCs w:val="32"/>
-        </w:rPr>
-      </w:pPr>
-      <w:r>
-        <w:rPr>
-          <w:rFonts w:ascii="TH Sarabun New" w:eastAsia="TH Sarabun New" w:hAnsi="TH Sarabun New" w:cs="TH Sarabun New" w:hint="cs"/>
           <w:b/>
           <w:bCs/>
-          <w:sz w:val="32"/>
-          <w:szCs w:val="32"/>
-        </w:rPr>
-        <w:t xml:space="preserve">เกณฑ์ K: </w:t>
-      </w:r>
-      <w:r>
-        <w:rPr>
-          <w:rFonts w:ascii="TH Sarabun New" w:eastAsia="TH Sarabun New" w:hAnsi="TH Sarabun New" w:cs="TH Sarabun New" w:hint="cs"/>
-          <w:sz w:val="32"/>
-          <w:szCs w:val="32"/>
-        </w:rPr>
-        <w:t>กรณี MCQ ให้ข้อละ 1 คะแนน (ถูก=1) รวม 3 — ผ่านเมื่อได้ตั้งแต่ 2 ขึ้นไป  |  กรณีกระดานระดมความคิด ให้ข้อละ 1–3 คะแนน (3=ดี 2=พอใช้ 1=ปรับปรุง) รวม 9 — ผ่านเมื่อได้ระดับดีอย่างน้อย 2 ใน 3 คำถาม</w:t>
-      </w:r>
-    </w:p>
-    <w:p>
-      <w:pPr>
-        <w:spacing w:before="120" w:after="0" w:line="240" w:lineRule="auto"/>
-        <w:jc w:val="thaiDistribute"/>
-        <w:rPr>
-          <w:rFonts w:ascii="TH Sarabun New" w:eastAsia="TH Sarabun New" w:hAnsi="TH Sarabun New" w:cs="TH Sarabun New"/>
           <w:sz w:val="32"/>
           <w:szCs w:val="32"/>
         </w:rPr>
@@ -13289,6 +13014,8 @@
         <w:jc w:val="thaiDistribute"/>
         <w:rPr>
           <w:rFonts w:ascii="TH Sarabun New" w:eastAsia="TH Sarabun New" w:hAnsi="TH Sarabun New" w:cs="TH Sarabun New"/>
+          <w:b/>
+          <w:bCs/>
           <w:sz w:val="32"/>
           <w:szCs w:val="32"/>
         </w:rPr>
@@ -13299,7 +13026,42 @@
         <w:spacing w:before="120" w:after="0" w:line="240" w:lineRule="auto"/>
         <w:jc w:val="thaiDistribute"/>
         <w:rPr>
-          <w:rFonts w:ascii="TH Sarabun New" w:eastAsia="TH Sarabun New" w:hAnsi="TH Sarabun New" w:cs="TH Sarabun New" w:hint="cs"/>
+          <w:rFonts w:ascii="TH Sarabun New" w:eastAsia="TH Sarabun New" w:hAnsi="TH Sarabun New" w:cs="TH Sarabun New"/>
+          <w:b/>
+          <w:bCs/>
+          <w:sz w:val="32"/>
+          <w:szCs w:val="32"/>
+        </w:rPr>
+      </w:pPr>
+    </w:p>
+    <w:p>
+      <w:pPr>
+        <w:spacing w:before="120" w:after="0" w:line="240" w:lineRule="auto"/>
+        <w:jc w:val="thaiDistribute"/>
+        <w:rPr>
+          <w:rFonts w:ascii="TH Sarabun New" w:eastAsia="TH Sarabun New" w:hAnsi="TH Sarabun New" w:cs="TH Sarabun New"/>
+          <w:sz w:val="32"/>
+          <w:szCs w:val="32"/>
+        </w:rPr>
+      </w:pPr>
+    </w:p>
+    <w:p>
+      <w:pPr>
+        <w:spacing w:before="120" w:after="0" w:line="240" w:lineRule="auto"/>
+        <w:jc w:val="thaiDistribute"/>
+        <w:rPr>
+          <w:rFonts w:ascii="TH Sarabun New" w:eastAsia="TH Sarabun New" w:hAnsi="TH Sarabun New" w:cs="TH Sarabun New"/>
+          <w:sz w:val="32"/>
+          <w:szCs w:val="32"/>
+        </w:rPr>
+      </w:pPr>
+    </w:p>
+    <w:p>
+      <w:pPr>
+        <w:spacing w:before="120" w:after="0" w:line="240" w:lineRule="auto"/>
+        <w:jc w:val="thaiDistribute"/>
+        <w:rPr>
+          <w:rFonts w:ascii="TH Sarabun New" w:eastAsia="TH Sarabun New" w:hAnsi="TH Sarabun New" w:cs="TH Sarabun New"/>
           <w:sz w:val="32"/>
           <w:szCs w:val="32"/>
         </w:rPr>
@@ -16954,7 +16716,7 @@
           <w:sz w:val="32"/>
           <w:szCs w:val="32"/>
         </w:rPr>
-        <w:t xml:space="preserve"> เมื่อผ่าน Auto Validation ของ FlowQuest ≥ ร้อยละ 60  |  P2 ครูประเมินจากการสังเกต 3 เกณฑ์ (ก) การแก้จุดบกพร่อง (ข) การวางกลยุทธ์และให้เหตุผล (ค) ความมุ่งมั่นในการแก้ปัญหา เกณฑ์ละ 1–3 คะแนน — ผ่านเมื่อ ผ่าน P1 และรวม P2 ตั้งแต่ 6 จาก 9 ขึ้นไป</w:t>
+        <w:t xml:space="preserve"> เมื่อแก้สำเร็จครบถ้วนร้อยละ 100 (ผ่าน Auto Validation ไม่มีช่องวางผิด)  |  P2 ครูประเมินจากการสังเกต 3 เกณฑ์ (ก) การแก้จุดบกพร่อง (ข) การวางกลยุทธ์และให้เหตุผล (ค) ความมุ่งมั่นในการแก้ปัญหา เกณฑ์ละ 1–3 คะแนน — ผ่านเมื่อ ผ่าน P1 และรวม P2 ตั้งแต่ 6 จาก 9 ขึ้นไป</w:t>
       </w:r>
     </w:p>
     <w:p>
@@ -20238,7 +20000,7 @@
                 <w:szCs w:val="32"/>
                 <w:cs/>
               </w:rPr>
-              <w:t>นายภาณุ</w:t>
+              <w:t>นายภาณุพง</w:t>
             </w:r>
             <w:proofErr w:type="spellStart"/>
             <w:r>
@@ -20248,7 +20010,7 @@
                 <w:szCs w:val="32"/>
                 <w:cs/>
               </w:rPr>
-              <w:t>พงษ์</w:t>
+              <w:t>ษ์</w:t>
             </w:r>
             <w:proofErr w:type="spellEnd"/>
             <w:r>
@@ -20258,19 +20020,8 @@
                 <w:szCs w:val="32"/>
                 <w:cs/>
               </w:rPr>
-              <w:t xml:space="preserve"> ดอนกระ</w:t>
-            </w:r>
-            <w:proofErr w:type="spellStart"/>
-            <w:r>
-              <w:rPr>
-                <w:rFonts w:ascii="TH Sarabun New" w:eastAsia="TH Sarabun New" w:hAnsi="TH Sarabun New" w:cs="TH Sarabun New" w:hint="cs"/>
-                <w:sz w:val="32"/>
-                <w:szCs w:val="32"/>
-                <w:cs/>
-              </w:rPr>
-              <w:t>โทก</w:t>
-            </w:r>
-            <w:proofErr w:type="spellEnd"/>
+              <w:t xml:space="preserve"> ดอนกระโทก</w:t>
+            </w:r>
             <w:r>
               <w:rPr>
                 <w:rFonts w:ascii="TH Sarabun New" w:eastAsia="TH Sarabun New" w:hAnsi="TH Sarabun New" w:cs="TH Sarabun New" w:hint="cs"/>
@@ -20388,7 +20139,7 @@
           <w:szCs w:val="32"/>
           <w:cs/>
         </w:rPr>
-        <w:t>นายภาณุ</w:t>
+        <w:t>นายภาณุพง</w:t>
       </w:r>
       <w:proofErr w:type="spellStart"/>
       <w:r>
@@ -20398,7 +20149,7 @@
           <w:szCs w:val="32"/>
           <w:cs/>
         </w:rPr>
-        <w:t>พงษ์</w:t>
+        <w:t>ษ์</w:t>
       </w:r>
       <w:proofErr w:type="spellEnd"/>
       <w:r>
@@ -20408,26 +20159,15 @@
           <w:szCs w:val="32"/>
           <w:cs/>
         </w:rPr>
-        <w:t xml:space="preserve"> ดอนกระ</w:t>
-      </w:r>
-      <w:proofErr w:type="spellStart"/>
-      <w:r>
-        <w:rPr>
-          <w:rFonts w:ascii="TH Sarabun New" w:eastAsia="TH Sarabun New" w:hAnsi="TH Sarabun New" w:cs="TH Sarabun New" w:hint="cs"/>
-          <w:sz w:val="32"/>
-          <w:szCs w:val="32"/>
-          <w:cs/>
-        </w:rPr>
-        <w:t>โทก</w:t>
-      </w:r>
-      <w:proofErr w:type="spellEnd"/>
+        <w:t xml:space="preserve"> ดอนกระโทก</w:t>
+      </w:r>
     </w:p>
     <w:p>
       <w:pPr>
         <w:spacing w:after="0" w:line="240" w:lineRule="auto"/>
         <w:jc w:val="center"/>
         <w:rPr>
-          <w:rFonts w:ascii="TH Sarabun New" w:hAnsi="TH Sarabun New" w:cs="TH Sarabun New" w:hint="cs"/>
+          <w:rFonts w:ascii="TH Sarabun New" w:hAnsi="TH Sarabun New" w:cs="TH Sarabun New"/>
           <w:sz w:val="32"/>
           <w:szCs w:val="32"/>
         </w:rPr>
@@ -23496,7 +23236,7 @@
         <w:spacing w:after="0" w:line="240" w:lineRule="auto"/>
         <w:jc w:val="thaiDistribute"/>
         <w:rPr>
-          <w:rFonts w:ascii="TH Sarabun New" w:eastAsia="TH Sarabun New" w:hAnsi="TH Sarabun New" w:cs="TH Sarabun New" w:hint="cs"/>
+          <w:rFonts w:ascii="TH Sarabun New" w:eastAsia="TH Sarabun New" w:hAnsi="TH Sarabun New" w:cs="TH Sarabun New"/>
           <w:sz w:val="32"/>
           <w:szCs w:val="32"/>
         </w:rPr>
@@ -24598,7 +24338,7 @@
                 <w:szCs w:val="32"/>
                 <w:cs/>
               </w:rPr>
-              <w:t>นายภาณุ</w:t>
+              <w:t>นายภาณุพง</w:t>
             </w:r>
             <w:proofErr w:type="spellStart"/>
             <w:r>
@@ -24608,7 +24348,7 @@
                 <w:szCs w:val="32"/>
                 <w:cs/>
               </w:rPr>
-              <w:t>พงษ์</w:t>
+              <w:t>ษ์</w:t>
             </w:r>
             <w:proofErr w:type="spellEnd"/>
             <w:r>
@@ -24618,19 +24358,8 @@
                 <w:szCs w:val="32"/>
                 <w:cs/>
               </w:rPr>
-              <w:t xml:space="preserve"> ดอนกระ</w:t>
-            </w:r>
-            <w:proofErr w:type="spellStart"/>
-            <w:r>
-              <w:rPr>
-                <w:rFonts w:ascii="TH Sarabun New" w:eastAsia="TH Sarabun New" w:hAnsi="TH Sarabun New" w:cs="TH Sarabun New" w:hint="cs"/>
-                <w:sz w:val="32"/>
-                <w:szCs w:val="32"/>
-                <w:cs/>
-              </w:rPr>
-              <w:t>โทก</w:t>
-            </w:r>
-            <w:proofErr w:type="spellEnd"/>
+              <w:t xml:space="preserve"> ดอนกระโทก</w:t>
+            </w:r>
             <w:r>
               <w:rPr>
                 <w:rFonts w:ascii="TH Sarabun New" w:eastAsia="TH Sarabun New" w:hAnsi="TH Sarabun New" w:cs="TH Sarabun New" w:hint="cs"/>
